--- a/docs/OTIF_Root_Cause_Engine_Case_Study.docx
+++ b/docs/OTIF_Root_Cause_Engine_Case_Study.docx
@@ -2471,7 +2471,7 @@
                 <w:color w:val="1A1F28"/>
                 <w:sz w:val="20"/>
               </w:rPr>
-              <w:t xml:space="preserve">The supplier ran 10 days late; the warehouse was 2 days slow. </w:t>
+              <w:t xml:space="preserve">The supplier's PO ran 6 days late; the warehouse dispatch was 2 days slow with a pick short. </w:t>
             </w:r>
             <w:r>
               <w:rPr>
@@ -2481,7 +2481,7 @@
                 <w:color w:val="1A1F28"/>
                 <w:sz w:val="20"/>
               </w:rPr>
-              <w:t xml:space="preserve">The simple rule picks the biggest single signal and blames the warehouse. Wrong. </w:t>
+              <w:t xml:space="preserve">The simple rule picks the louder single signal and blames the supplier. Wrong. </w:t>
             </w:r>
           </w:p>
           <w:p>
@@ -2496,7 +2496,7 @@
                 <w:color w:val="1A1F28"/>
                 <w:sz w:val="20"/>
               </w:rPr>
-              <w:t>The coordinator reasons that the late PO alone would have closed the shortfall had it arrived on time, so it names the supplier as the deciding cause. Correct, and it shows the reasoning.</w:t>
+              <w:t>The coordinator reasons that stock was physically on hand, so the late PO did not starve the pick; warehouse execution bound the outcome. It names the warehouse as the deciding cause. Correct, and it shows the reasoning.</w:t>
             </w:r>
           </w:p>
         </w:tc>
